--- a/GSK/public/Esercizi/06B_Ridisegnare i processi/Istruzioni dell’esercizio – Valutazione delle persone.docx
+++ b/GSK/public/Esercizi/06B_Ridisegnare i processi/Istruzioni dell’esercizio – Valutazione delle persone.docx
@@ -8,8 +8,23 @@
         <w:spacing w:after="240" w:before="240" w:lineRule="auto"/>
         <w:rPr/>
       </w:pPr>
-      <w:bookmarkStart w:colFirst="0" w:colLast="0" w:name="_4zk7cw77p7xn" w:id="0"/>
+      <w:bookmarkStart w:colFirst="0" w:colLast="0" w:name="_rmubcwmu4o2j" w:id="0"/>
       <w:bookmarkEnd w:id="0"/>
+      <w:r>
+        <w:rPr>
+          <w:rtl w:val="0"/>
+        </w:rPr>
+        <w:t xml:space="preserve">Istruzioni</w:t>
+      </w:r>
+    </w:p>
+    <w:p>
+      <w:pPr>
+        <w:pStyle w:val="Subtitle"/>
+        <w:spacing w:after="240" w:before="240" w:lineRule="auto"/>
+        <w:rPr/>
+      </w:pPr>
+      <w:bookmarkStart w:colFirst="0" w:colLast="0" w:name="_4zk7cw77p7xn" w:id="1"/>
+      <w:bookmarkEnd w:id="1"/>
       <w:r>
         <w:rPr>
           <w:rtl w:val="0"/>
@@ -43,8 +58,8 @@
         <w:pStyle w:val="Heading2"/>
         <w:rPr/>
       </w:pPr>
-      <w:bookmarkStart w:colFirst="0" w:colLast="0" w:name="_rp2q2fdbhuvm" w:id="1"/>
-      <w:bookmarkEnd w:id="1"/>
+      <w:bookmarkStart w:colFirst="0" w:colLast="0" w:name="_rp2q2fdbhuvm" w:id="2"/>
+      <w:bookmarkEnd w:id="2"/>
       <w:r>
         <w:rPr>
           <w:rtl w:val="0"/>
@@ -86,8 +101,8 @@
         <w:pStyle w:val="Heading2"/>
         <w:rPr/>
       </w:pPr>
-      <w:bookmarkStart w:colFirst="0" w:colLast="0" w:name="_kkhr5f8e73r1" w:id="2"/>
-      <w:bookmarkEnd w:id="2"/>
+      <w:bookmarkStart w:colFirst="0" w:colLast="0" w:name="_kkhr5f8e73r1" w:id="3"/>
+      <w:bookmarkEnd w:id="3"/>
       <w:r>
         <w:rPr>
           <w:rtl w:val="0"/>
@@ -168,8 +183,8 @@
         <w:spacing w:after="240" w:before="240" w:lineRule="auto"/>
         <w:rPr/>
       </w:pPr>
-      <w:bookmarkStart w:colFirst="0" w:colLast="0" w:name="_z1g9ylngwkp2" w:id="3"/>
-      <w:bookmarkEnd w:id="3"/>
+      <w:bookmarkStart w:colFirst="0" w:colLast="0" w:name="_z1g9ylngwkp2" w:id="4"/>
+      <w:bookmarkEnd w:id="4"/>
       <w:r>
         <w:rPr>
           <w:rtl w:val="0"/>
@@ -240,8 +255,8 @@
         <w:spacing w:after="240" w:before="240" w:line="240" w:lineRule="auto"/>
         <w:rPr/>
       </w:pPr>
-      <w:bookmarkStart w:colFirst="0" w:colLast="0" w:name="_yk9sldftqyes" w:id="4"/>
-      <w:bookmarkEnd w:id="4"/>
+      <w:bookmarkStart w:colFirst="0" w:colLast="0" w:name="_yk9sldftqyes" w:id="5"/>
+      <w:bookmarkEnd w:id="5"/>
       <w:r>
         <w:rPr>
           <w:rtl w:val="0"/>
@@ -309,8 +324,8 @@
         <w:pStyle w:val="Heading2"/>
         <w:rPr/>
       </w:pPr>
-      <w:bookmarkStart w:colFirst="0" w:colLast="0" w:name="_ksocjy73dz6a" w:id="5"/>
-      <w:bookmarkEnd w:id="5"/>
+      <w:bookmarkStart w:colFirst="0" w:colLast="0" w:name="_ksocjy73dz6a" w:id="6"/>
+      <w:bookmarkEnd w:id="6"/>
       <w:r>
         <w:rPr>
           <w:rtl w:val="0"/>
@@ -363,8 +378,8 @@
         <w:spacing w:after="240" w:before="240" w:lineRule="auto"/>
         <w:rPr/>
       </w:pPr>
-      <w:bookmarkStart w:colFirst="0" w:colLast="0" w:name="_2mhnaxq4fj5y" w:id="6"/>
-      <w:bookmarkEnd w:id="6"/>
+      <w:bookmarkStart w:colFirst="0" w:colLast="0" w:name="_2mhnaxq4fj5y" w:id="7"/>
+      <w:bookmarkEnd w:id="7"/>
       <w:r>
         <w:rPr>
           <w:rtl w:val="0"/>
@@ -378,8 +393,8 @@
         <w:spacing w:after="240" w:before="240" w:lineRule="auto"/>
         <w:rPr/>
       </w:pPr>
-      <w:bookmarkStart w:colFirst="0" w:colLast="0" w:name="_niesx3m3zhpo" w:id="7"/>
-      <w:bookmarkEnd w:id="7"/>
+      <w:bookmarkStart w:colFirst="0" w:colLast="0" w:name="_niesx3m3zhpo" w:id="8"/>
+      <w:bookmarkEnd w:id="8"/>
       <w:r>
         <w:rPr>
           <w:rtl w:val="0"/>
@@ -463,8 +478,8 @@
         <w:spacing w:after="240" w:before="240" w:lineRule="auto"/>
         <w:rPr/>
       </w:pPr>
-      <w:bookmarkStart w:colFirst="0" w:colLast="0" w:name="_icf7mf5uyt6i" w:id="8"/>
-      <w:bookmarkEnd w:id="8"/>
+      <w:bookmarkStart w:colFirst="0" w:colLast="0" w:name="_icf7mf5uyt6i" w:id="9"/>
+      <w:bookmarkEnd w:id="9"/>
       <w:r>
         <w:rPr>
           <w:rtl w:val="0"/>
@@ -547,8 +562,8 @@
         <w:spacing w:after="240" w:before="240" w:lineRule="auto"/>
         <w:rPr/>
       </w:pPr>
-      <w:bookmarkStart w:colFirst="0" w:colLast="0" w:name="_a93dvlzt2vy" w:id="9"/>
-      <w:bookmarkEnd w:id="9"/>
+      <w:bookmarkStart w:colFirst="0" w:colLast="0" w:name="_a93dvlzt2vy" w:id="10"/>
+      <w:bookmarkEnd w:id="10"/>
       <w:r>
         <w:rPr>
           <w:rtl w:val="0"/>
